--- a/双碳实时数据采集系统操作手册.docx
+++ b/双碳实时数据采集系统操作手册.docx
@@ -81,6 +81,58 @@
     </w:p>
     <w:p/>
     <w:p>
+      <w:pPr>
+        <w:jc w:val="center"/>
+      </w:pPr>
+      <w:r>
+        <w:drawing>
+          <wp:inline xmlns:a="http://schemas.openxmlformats.org/drawingml/2006/main" xmlns:pic="http://schemas.openxmlformats.org/drawingml/2006/picture">
+            <wp:extent cx="5120640" cy="3200400"/>
+            <wp:docPr id="1" name="Picture 1"/>
+            <wp:cNvGraphicFramePr>
+              <a:graphicFrameLocks noChangeAspect="1"/>
+            </wp:cNvGraphicFramePr>
+            <a:graphic>
+              <a:graphicData uri="http://schemas.openxmlformats.org/drawingml/2006/picture">
+                <pic:pic>
+                  <pic:nvPicPr>
+                    <pic:cNvPr id="0" name="01-login.png"/>
+                    <pic:cNvPicPr/>
+                  </pic:nvPicPr>
+                  <pic:blipFill>
+                    <a:blip r:embed="rId9"/>
+                    <a:stretch>
+                      <a:fillRect/>
+                    </a:stretch>
+                  </pic:blipFill>
+                  <pic:spPr>
+                    <a:xfrm>
+                      <a:off x="0" y="0"/>
+                      <a:ext cx="5120640" cy="3200400"/>
+                    </a:xfrm>
+                    <a:prstGeom prst="rect"/>
+                  </pic:spPr>
+                </pic:pic>
+              </a:graphicData>
+            </a:graphic>
+          </wp:inline>
+        </w:drawing>
+      </w:r>
+    </w:p>
+    <w:p>
+      <w:pPr>
+        <w:jc w:val="center"/>
+      </w:pPr>
+      <w:r>
+        <w:rPr>
+          <w:color w:val="666666"/>
+          <w:sz w:val="18"/>
+        </w:rPr>
+        <w:t>登录页</w:t>
+      </w:r>
+    </w:p>
+    <w:p/>
+    <w:p>
       <w:r>
         <w:t>登录页左边是品牌区，右边是表单。输入用户名和密码后点"登 录"按钮即可。系统采用 JWT 令牌方式认证，令牌有效期 7 天，期间在同一台电脑同一浏览器中不需要重复登录。</w:t>
       </w:r>
@@ -155,6 +207,58 @@
     <w:p>
       <w:r>
         <w:t>登录成功后默认进入综合总览页面，这也是系统首页。</w:t>
+      </w:r>
+    </w:p>
+    <w:p/>
+    <w:p>
+      <w:pPr>
+        <w:jc w:val="center"/>
+      </w:pPr>
+      <w:r>
+        <w:drawing>
+          <wp:inline xmlns:a="http://schemas.openxmlformats.org/drawingml/2006/main" xmlns:pic="http://schemas.openxmlformats.org/drawingml/2006/picture">
+            <wp:extent cx="5120640" cy="3200400"/>
+            <wp:docPr id="2" name="Picture 2"/>
+            <wp:cNvGraphicFramePr>
+              <a:graphicFrameLocks noChangeAspect="1"/>
+            </wp:cNvGraphicFramePr>
+            <a:graphic>
+              <a:graphicData uri="http://schemas.openxmlformats.org/drawingml/2006/picture">
+                <pic:pic>
+                  <pic:nvPicPr>
+                    <pic:cNvPr id="0" name="02-cockpit.png"/>
+                    <pic:cNvPicPr/>
+                  </pic:nvPicPr>
+                  <pic:blipFill>
+                    <a:blip r:embed="rId10"/>
+                    <a:stretch>
+                      <a:fillRect/>
+                    </a:stretch>
+                  </pic:blipFill>
+                  <pic:spPr>
+                    <a:xfrm>
+                      <a:off x="0" y="0"/>
+                      <a:ext cx="5120640" cy="3200400"/>
+                    </a:xfrm>
+                    <a:prstGeom prst="rect"/>
+                  </pic:spPr>
+                </pic:pic>
+              </a:graphicData>
+            </a:graphic>
+          </wp:inline>
+        </w:drawing>
+      </w:r>
+    </w:p>
+    <w:p>
+      <w:pPr>
+        <w:jc w:val="center"/>
+      </w:pPr>
+      <w:r>
+        <w:rPr>
+          <w:color w:val="666666"/>
+          <w:sz w:val="18"/>
+        </w:rPr>
+        <w:t>综合总览</w:t>
       </w:r>
     </w:p>
     <w:p/>
@@ -264,6 +368,58 @@
     </w:p>
     <w:p/>
     <w:p>
+      <w:pPr>
+        <w:jc w:val="center"/>
+      </w:pPr>
+      <w:r>
+        <w:drawing>
+          <wp:inline xmlns:a="http://schemas.openxmlformats.org/drawingml/2006/main" xmlns:pic="http://schemas.openxmlformats.org/drawingml/2006/picture">
+            <wp:extent cx="5120640" cy="3200400"/>
+            <wp:docPr id="3" name="Picture 3"/>
+            <wp:cNvGraphicFramePr>
+              <a:graphicFrameLocks noChangeAspect="1"/>
+            </wp:cNvGraphicFramePr>
+            <a:graphic>
+              <a:graphicData uri="http://schemas.openxmlformats.org/drawingml/2006/picture">
+                <pic:pic>
+                  <pic:nvPicPr>
+                    <pic:cNvPr id="0" name="03-energy.png"/>
+                    <pic:cNvPicPr/>
+                  </pic:nvPicPr>
+                  <pic:blipFill>
+                    <a:blip r:embed="rId11"/>
+                    <a:stretch>
+                      <a:fillRect/>
+                    </a:stretch>
+                  </pic:blipFill>
+                  <pic:spPr>
+                    <a:xfrm>
+                      <a:off x="0" y="0"/>
+                      <a:ext cx="5120640" cy="3200400"/>
+                    </a:xfrm>
+                    <a:prstGeom prst="rect"/>
+                  </pic:spPr>
+                </pic:pic>
+              </a:graphicData>
+            </a:graphic>
+          </wp:inline>
+        </w:drawing>
+      </w:r>
+    </w:p>
+    <w:p>
+      <w:pPr>
+        <w:jc w:val="center"/>
+      </w:pPr>
+      <w:r>
+        <w:rPr>
+          <w:color w:val="666666"/>
+          <w:sz w:val="18"/>
+        </w:rPr>
+        <w:t>实时数据</w:t>
+      </w:r>
+    </w:p>
+    <w:p/>
+    <w:p>
       <w:r>
         <w:t>页面顶部是一个工具条：</w:t>
       </w:r>
@@ -359,6 +515,58 @@
     </w:p>
     <w:p/>
     <w:p>
+      <w:pPr>
+        <w:jc w:val="center"/>
+      </w:pPr>
+      <w:r>
+        <w:drawing>
+          <wp:inline xmlns:a="http://schemas.openxmlformats.org/drawingml/2006/main" xmlns:pic="http://schemas.openxmlformats.org/drawingml/2006/picture">
+            <wp:extent cx="5120640" cy="3200400"/>
+            <wp:docPr id="4" name="Picture 4"/>
+            <wp:cNvGraphicFramePr>
+              <a:graphicFrameLocks noChangeAspect="1"/>
+            </wp:cNvGraphicFramePr>
+            <a:graphic>
+              <a:graphicData uri="http://schemas.openxmlformats.org/drawingml/2006/picture">
+                <pic:pic>
+                  <pic:nvPicPr>
+                    <pic:cNvPr id="0" name="04-meters.png"/>
+                    <pic:cNvPicPr/>
+                  </pic:nvPicPr>
+                  <pic:blipFill>
+                    <a:blip r:embed="rId12"/>
+                    <a:stretch>
+                      <a:fillRect/>
+                    </a:stretch>
+                  </pic:blipFill>
+                  <pic:spPr>
+                    <a:xfrm>
+                      <a:off x="0" y="0"/>
+                      <a:ext cx="5120640" cy="3200400"/>
+                    </a:xfrm>
+                    <a:prstGeom prst="rect"/>
+                  </pic:spPr>
+                </pic:pic>
+              </a:graphicData>
+            </a:graphic>
+          </wp:inline>
+        </w:drawing>
+      </w:r>
+    </w:p>
+    <w:p>
+      <w:pPr>
+        <w:jc w:val="center"/>
+      </w:pPr>
+      <w:r>
+        <w:rPr>
+          <w:color w:val="666666"/>
+          <w:sz w:val="18"/>
+        </w:rPr>
+        <w:t>计量点列表</w:t>
+      </w:r>
+    </w:p>
+    <w:p/>
+    <w:p>
       <w:r>
         <w:t>进入计量点管理页面会看到一张表格，列出全部计量点。表头从左到右依次是：编号、名称、能源类型、所属组织、单位、位置、MQTT 主题、状态、建档时间、操作。</w:t>
       </w:r>
@@ -367,6 +575,58 @@
     <w:p>
       <w:r>
         <w:t>工具条上有两个筛选下拉，能源类型和状态。状态有三种：运行中、已暂停、已报废。点"新增计量点"按钮可以登记一条新的。</w:t>
+      </w:r>
+    </w:p>
+    <w:p/>
+    <w:p>
+      <w:pPr>
+        <w:jc w:val="center"/>
+      </w:pPr>
+      <w:r>
+        <w:drawing>
+          <wp:inline xmlns:a="http://schemas.openxmlformats.org/drawingml/2006/main" xmlns:pic="http://schemas.openxmlformats.org/drawingml/2006/picture">
+            <wp:extent cx="5120640" cy="3200400"/>
+            <wp:docPr id="5" name="Picture 5"/>
+            <wp:cNvGraphicFramePr>
+              <a:graphicFrameLocks noChangeAspect="1"/>
+            </wp:cNvGraphicFramePr>
+            <a:graphic>
+              <a:graphicData uri="http://schemas.openxmlformats.org/drawingml/2006/picture">
+                <pic:pic>
+                  <pic:nvPicPr>
+                    <pic:cNvPr id="0" name="10-meter-new.png"/>
+                    <pic:cNvPicPr/>
+                  </pic:nvPicPr>
+                  <pic:blipFill>
+                    <a:blip r:embed="rId13"/>
+                    <a:stretch>
+                      <a:fillRect/>
+                    </a:stretch>
+                  </pic:blipFill>
+                  <pic:spPr>
+                    <a:xfrm>
+                      <a:off x="0" y="0"/>
+                      <a:ext cx="5120640" cy="3200400"/>
+                    </a:xfrm>
+                    <a:prstGeom prst="rect"/>
+                  </pic:spPr>
+                </pic:pic>
+              </a:graphicData>
+            </a:graphic>
+          </wp:inline>
+        </w:drawing>
+      </w:r>
+    </w:p>
+    <w:p>
+      <w:pPr>
+        <w:jc w:val="center"/>
+      </w:pPr>
+      <w:r>
+        <w:rPr>
+          <w:color w:val="666666"/>
+          <w:sz w:val="18"/>
+        </w:rPr>
+        <w:t>新增计量点对话框</w:t>
       </w:r>
     </w:p>
     <w:p/>
@@ -469,6 +729,58 @@
     </w:p>
     <w:p/>
     <w:p>
+      <w:pPr>
+        <w:jc w:val="center"/>
+      </w:pPr>
+      <w:r>
+        <w:drawing>
+          <wp:inline xmlns:a="http://schemas.openxmlformats.org/drawingml/2006/main" xmlns:pic="http://schemas.openxmlformats.org/drawingml/2006/picture">
+            <wp:extent cx="5120640" cy="3200400"/>
+            <wp:docPr id="6" name="Picture 6"/>
+            <wp:cNvGraphicFramePr>
+              <a:graphicFrameLocks noChangeAspect="1"/>
+            </wp:cNvGraphicFramePr>
+            <a:graphic>
+              <a:graphicData uri="http://schemas.openxmlformats.org/drawingml/2006/picture">
+                <pic:pic>
+                  <pic:nvPicPr>
+                    <pic:cNvPr id="0" name="05-carbon.png"/>
+                    <pic:cNvPicPr/>
+                  </pic:nvPicPr>
+                  <pic:blipFill>
+                    <a:blip r:embed="rId14"/>
+                    <a:stretch>
+                      <a:fillRect/>
+                    </a:stretch>
+                  </pic:blipFill>
+                  <pic:spPr>
+                    <a:xfrm>
+                      <a:off x="0" y="0"/>
+                      <a:ext cx="5120640" cy="3200400"/>
+                    </a:xfrm>
+                    <a:prstGeom prst="rect"/>
+                  </pic:spPr>
+                </pic:pic>
+              </a:graphicData>
+            </a:graphic>
+          </wp:inline>
+        </w:drawing>
+      </w:r>
+    </w:p>
+    <w:p>
+      <w:pPr>
+        <w:jc w:val="center"/>
+      </w:pPr>
+      <w:r>
+        <w:rPr>
+          <w:color w:val="666666"/>
+          <w:sz w:val="18"/>
+        </w:rPr>
+        <w:t>碳排放核算</w:t>
+      </w:r>
+    </w:p>
+    <w:p/>
+    <w:p>
       <w:r>
         <w:t>页面左侧是"按时段核算"。选择一个时间范围（默认是近 30 天），系统会从时序库读出这个时间窗口内每类能源的累计消耗量，然后乘以当前生效的因子，得到分能源类型的 CO₂e。</w:t>
       </w:r>
@@ -555,6 +867,58 @@
     </w:p>
     <w:p/>
     <w:p>
+      <w:pPr>
+        <w:jc w:val="center"/>
+      </w:pPr>
+      <w:r>
+        <w:drawing>
+          <wp:inline xmlns:a="http://schemas.openxmlformats.org/drawingml/2006/main" xmlns:pic="http://schemas.openxmlformats.org/drawingml/2006/picture">
+            <wp:extent cx="5120640" cy="3200400"/>
+            <wp:docPr id="7" name="Picture 7"/>
+            <wp:cNvGraphicFramePr>
+              <a:graphicFrameLocks noChangeAspect="1"/>
+            </wp:cNvGraphicFramePr>
+            <a:graphic>
+              <a:graphicData uri="http://schemas.openxmlformats.org/drawingml/2006/picture">
+                <pic:pic>
+                  <pic:nvPicPr>
+                    <pic:cNvPr id="0" name="06-quota.png"/>
+                    <pic:cNvPicPr/>
+                  </pic:nvPicPr>
+                  <pic:blipFill>
+                    <a:blip r:embed="rId15"/>
+                    <a:stretch>
+                      <a:fillRect/>
+                    </a:stretch>
+                  </pic:blipFill>
+                  <pic:spPr>
+                    <a:xfrm>
+                      <a:off x="0" y="0"/>
+                      <a:ext cx="5120640" cy="3200400"/>
+                    </a:xfrm>
+                    <a:prstGeom prst="rect"/>
+                  </pic:spPr>
+                </pic:pic>
+              </a:graphicData>
+            </a:graphic>
+          </wp:inline>
+        </w:drawing>
+      </w:r>
+    </w:p>
+    <w:p>
+      <w:pPr>
+        <w:jc w:val="center"/>
+      </w:pPr>
+      <w:r>
+        <w:rPr>
+          <w:color w:val="666666"/>
+          <w:sz w:val="18"/>
+        </w:rPr>
+        <w:t>排放配额</w:t>
+      </w:r>
+    </w:p>
+    <w:p/>
+    <w:p>
       <w:r>
         <w:t>页面顶部有三张卡片：配额分配总量、已使用量、使用率。第三张卡下方还有一个进度条。当使用率超过 85% 时，卡片和进度条都会变成警示色。</w:t>
       </w:r>
@@ -631,6 +995,58 @@
     <w:p>
       <w:r>
         <w:t>报警管理负责两件事：维护报警规则、处理报警事件。</w:t>
+      </w:r>
+    </w:p>
+    <w:p/>
+    <w:p>
+      <w:pPr>
+        <w:jc w:val="center"/>
+      </w:pPr>
+      <w:r>
+        <w:drawing>
+          <wp:inline xmlns:a="http://schemas.openxmlformats.org/drawingml/2006/main" xmlns:pic="http://schemas.openxmlformats.org/drawingml/2006/picture">
+            <wp:extent cx="5120640" cy="3200400"/>
+            <wp:docPr id="8" name="Picture 8"/>
+            <wp:cNvGraphicFramePr>
+              <a:graphicFrameLocks noChangeAspect="1"/>
+            </wp:cNvGraphicFramePr>
+            <a:graphic>
+              <a:graphicData uri="http://schemas.openxmlformats.org/drawingml/2006/picture">
+                <pic:pic>
+                  <pic:nvPicPr>
+                    <pic:cNvPr id="0" name="07-risk.png"/>
+                    <pic:cNvPicPr/>
+                  </pic:nvPicPr>
+                  <pic:blipFill>
+                    <a:blip r:embed="rId16"/>
+                    <a:stretch>
+                      <a:fillRect/>
+                    </a:stretch>
+                  </pic:blipFill>
+                  <pic:spPr>
+                    <a:xfrm>
+                      <a:off x="0" y="0"/>
+                      <a:ext cx="5120640" cy="3200400"/>
+                    </a:xfrm>
+                    <a:prstGeom prst="rect"/>
+                  </pic:spPr>
+                </pic:pic>
+              </a:graphicData>
+            </a:graphic>
+          </wp:inline>
+        </w:drawing>
+      </w:r>
+    </w:p>
+    <w:p>
+      <w:pPr>
+        <w:jc w:val="center"/>
+      </w:pPr>
+      <w:r>
+        <w:rPr>
+          <w:color w:val="666666"/>
+          <w:sz w:val="18"/>
+        </w:rPr>
+        <w:t>报警管理</w:t>
       </w:r>
     </w:p>
     <w:p/>
@@ -770,6 +1186,58 @@
     </w:p>
     <w:p/>
     <w:p>
+      <w:pPr>
+        <w:jc w:val="center"/>
+      </w:pPr>
+      <w:r>
+        <w:drawing>
+          <wp:inline xmlns:a="http://schemas.openxmlformats.org/drawingml/2006/main" xmlns:pic="http://schemas.openxmlformats.org/drawingml/2006/picture">
+            <wp:extent cx="5120640" cy="3200400"/>
+            <wp:docPr id="9" name="Picture 9"/>
+            <wp:cNvGraphicFramePr>
+              <a:graphicFrameLocks noChangeAspect="1"/>
+            </wp:cNvGraphicFramePr>
+            <a:graphic>
+              <a:graphicData uri="http://schemas.openxmlformats.org/drawingml/2006/picture">
+                <pic:pic>
+                  <pic:nvPicPr>
+                    <pic:cNvPr id="0" name="08-report.png"/>
+                    <pic:cNvPicPr/>
+                  </pic:nvPicPr>
+                  <pic:blipFill>
+                    <a:blip r:embed="rId17"/>
+                    <a:stretch>
+                      <a:fillRect/>
+                    </a:stretch>
+                  </pic:blipFill>
+                  <pic:spPr>
+                    <a:xfrm>
+                      <a:off x="0" y="0"/>
+                      <a:ext cx="5120640" cy="3200400"/>
+                    </a:xfrm>
+                    <a:prstGeom prst="rect"/>
+                  </pic:spPr>
+                </pic:pic>
+              </a:graphicData>
+            </a:graphic>
+          </wp:inline>
+        </w:drawing>
+      </w:r>
+    </w:p>
+    <w:p>
+      <w:pPr>
+        <w:jc w:val="center"/>
+      </w:pPr>
+      <w:r>
+        <w:rPr>
+          <w:color w:val="666666"/>
+          <w:sz w:val="18"/>
+        </w:rPr>
+        <w:t>数据报送</w:t>
+      </w:r>
+    </w:p>
+    <w:p/>
+    <w:p>
       <w:r>
         <w:t>页面顶部可以按通道和期次筛选。下方表格列出全部报送记录。</w:t>
       </w:r>
@@ -838,6 +1306,58 @@
     <w:p>
       <w:r>
         <w:t>这个页面只有单位管理员和系统管理员能看到。</w:t>
+      </w:r>
+    </w:p>
+    <w:p/>
+    <w:p>
+      <w:pPr>
+        <w:jc w:val="center"/>
+      </w:pPr>
+      <w:r>
+        <w:drawing>
+          <wp:inline xmlns:a="http://schemas.openxmlformats.org/drawingml/2006/main" xmlns:pic="http://schemas.openxmlformats.org/drawingml/2006/picture">
+            <wp:extent cx="5120640" cy="3200400"/>
+            <wp:docPr id="10" name="Picture 10"/>
+            <wp:cNvGraphicFramePr>
+              <a:graphicFrameLocks noChangeAspect="1"/>
+            </wp:cNvGraphicFramePr>
+            <a:graphic>
+              <a:graphicData uri="http://schemas.openxmlformats.org/drawingml/2006/picture">
+                <pic:pic>
+                  <pic:nvPicPr>
+                    <pic:cNvPr id="0" name="09-account.png"/>
+                    <pic:cNvPicPr/>
+                  </pic:nvPicPr>
+                  <pic:blipFill>
+                    <a:blip r:embed="rId18"/>
+                    <a:stretch>
+                      <a:fillRect/>
+                    </a:stretch>
+                  </pic:blipFill>
+                  <pic:spPr>
+                    <a:xfrm>
+                      <a:off x="0" y="0"/>
+                      <a:ext cx="5120640" cy="3200400"/>
+                    </a:xfrm>
+                    <a:prstGeom prst="rect"/>
+                  </pic:spPr>
+                </pic:pic>
+              </a:graphicData>
+            </a:graphic>
+          </wp:inline>
+        </w:drawing>
+      </w:r>
+    </w:p>
+    <w:p>
+      <w:pPr>
+        <w:jc w:val="center"/>
+      </w:pPr>
+      <w:r>
+        <w:rPr>
+          <w:color w:val="666666"/>
+          <w:sz w:val="18"/>
+        </w:rPr>
+        <w:t>用户与组织</w:t>
       </w:r>
     </w:p>
     <w:p/>
